--- a/docs/iFare_API文件.docx
+++ b/docs/iFare_API文件.docx
@@ -539,7 +539,7 @@
               <w:rPr>
                 <w:rFonts w:ascii="Consolas" w:cs="Consolas" w:eastAsia="Consolas" w:hAnsi="Consolas"/>
               </w:rPr>
-              <w:t xml:space="preserve">Authorization: Bearer &lt;token&gt;</w:t>
+              <w:t xml:space="preserve">Authorization: Bearer &amp;lt;token&amp;gt;</w:t>
             </w:r>
           </w:p>
         </w:tc>
@@ -584,14 +584,32 @@
         <w:tc>
           <w:p>
             <w:r>
-              <w:t xml:space="preserve">44311（Local）/ ifare_api（Prod）</w:t>
-            </w:r>
-          </w:p>
-        </w:tc>
-        <w:tc>
-          <w:p>
-            <w:r>
-              <w:t xml:space="preserve">44321（Local）/ ifare_backend_api（Prod）</w:t>
+              <w:t xml:space="preserve">44311（Local）/ 路徑 </w:t>
+            </w:r>
+            <w:r>
+              <w:rPr>
+                <w:rFonts w:ascii="Consolas" w:cs="Consolas" w:eastAsia="Consolas" w:hAnsi="Consolas"/>
+              </w:rPr>
+              <w:t xml:space="preserve">/ifare_api</w:t>
+            </w:r>
+            <w:r>
+              <w:t xml:space="preserve">（Prod）</w:t>
+            </w:r>
+          </w:p>
+        </w:tc>
+        <w:tc>
+          <w:p>
+            <w:r>
+              <w:t xml:space="preserve">44311（Local）/ 路徑 </w:t>
+            </w:r>
+            <w:r>
+              <w:rPr>
+                <w:rFonts w:ascii="Consolas" w:cs="Consolas" w:eastAsia="Consolas" w:hAnsi="Consolas"/>
+              </w:rPr>
+              <w:t xml:space="preserve">/ifare_bdapi</w:t>
+            </w:r>
+            <w:r>
+              <w:t xml:space="preserve">（Prod）</w:t>
             </w:r>
           </w:p>
         </w:tc>
@@ -599,115 +617,289 @@
     </w:tbl>
     <w:p>
       <w:pPr>
-        <w:jc w:val="center"/>
-      </w:pPr>
-      <w:r>
-        <w:rPr>
-          <w:color w:val="999999"/>
-        </w:rPr>
-        <w:t xml:space="preserve">────────────────────────────────────────</w:t>
-      </w:r>
-    </w:p>
-    <w:p>
-      <w:pPr>
-        <w:pStyle w:val="Heading2"/>
-      </w:pPr>
-      <w:r>
-        <w:t xml:space="preserve">二、前台 API（iFare_Frontend_API）</w:t>
-      </w:r>
-    </w:p>
-    <w:p>
-      <w:pPr>
-        <w:pStyle w:val="Heading3"/>
-      </w:pPr>
-      <w:r>
-        <w:t xml:space="preserve">2.1 基本資訊</w:t>
-      </w:r>
-    </w:p>
-    <w:p>
-      <w:pPr>
-        <w:ind w:left="360"/>
-      </w:pPr>
-      <w:r>
-        <w:t xml:space="preserve">• </w:t>
-      </w:r>
+        <w:ind w:left="240"/>
+      </w:pPr>
+      <w:r>
+        <w:rPr>
+          <w:color w:val="888888"/>
+        </w:rPr>
+        <w:t xml:space="preserve">› </w:t>
+      </w:r>
+    </w:p>
+    <w:p>
       <w:r>
         <w:rPr>
           <w:b/>
           <w:bCs/>
         </w:rPr>
-        <w:t xml:space="preserve">Local Base URL</w:t>
+        <w:t xml:space="preserve">2026-08-27 更正</w:t>
       </w:r>
       <w:r>
         <w:t xml:space="preserve">：</w:t>
       </w:r>
-      <w:r>
-        <w:rPr>
-          <w:rFonts w:ascii="Consolas" w:cs="Consolas" w:eastAsia="Consolas" w:hAnsi="Consolas"/>
-        </w:rPr>
-        <w:t xml:space="preserve">https://localhost:44311/api/services/app</w:t>
+    </w:p>
+    <w:p>
+      <w:pPr>
+        <w:ind w:left="240"/>
+      </w:pPr>
+      <w:r>
+        <w:rPr>
+          <w:color w:val="888888"/>
+        </w:rPr>
+        <w:t xml:space="preserve">› </w:t>
       </w:r>
     </w:p>
     <w:p>
       <w:pPr>
         <w:ind w:left="360"/>
       </w:pPr>
-      <w:r>
-        <w:t xml:space="preserve">• </w:t>
+      <w:r/>
+      <w:r>
+        <w:t xml:space="preserve">後台 API 的 Local 埠原寫 44321，但程式碼中不存在該值。兩支 API 的 </w:t>
+      </w:r>
+      <w:r>
+        <w:rPr>
+          <w:rFonts w:ascii="Consolas" w:cs="Consolas" w:eastAsia="Consolas" w:hAnsi="Consolas"/>
+        </w:rPr>
+        <w:t xml:space="preserve">Kestrel:Endpoints:Http:Url</w:t>
+      </w:r>
+      <w:r>
+        <w:t xml:space="preserve"> </w:t>
       </w:r>
       <w:r>
         <w:rPr>
           <w:b/>
           <w:bCs/>
         </w:rPr>
-        <w:t xml:space="preserve">正式 Base URL</w:t>
-      </w:r>
-      <w:r>
-        <w:t xml:space="preserve">：</w:t>
-      </w:r>
-      <w:r>
-        <w:rPr>
-          <w:rFonts w:ascii="Consolas" w:cs="Consolas" w:eastAsia="Consolas" w:hAnsi="Consolas"/>
-        </w:rPr>
-        <w:t xml:space="preserve">https://www.i-fare.org.tw/ifare_api/api/services/app</w:t>
-      </w:r>
-    </w:p>
-    <w:p>
-      <w:pPr>
-        <w:ind w:left="360"/>
-      </w:pPr>
-      <w:r>
-        <w:t xml:space="preserve">• </w:t>
+        <w:t xml:space="preserve">都是 </w:t>
       </w:r>
       <w:r>
         <w:rPr>
           <w:b/>
           <w:bCs/>
-        </w:rPr>
-        <w:t xml:space="preserve">設定檔</w:t>
-      </w:r>
-      <w:r>
-        <w:t xml:space="preserve">：</w:t>
-      </w:r>
-      <w:r>
-        <w:rPr>
-          <w:rFonts w:ascii="Consolas" w:cs="Consolas" w:eastAsia="Consolas" w:hAnsi="Consolas"/>
-        </w:rPr>
-        <w:t xml:space="preserve">iFare_Frontend_API/src/IFare_API.Web.Host/appsettings.json</w:t>
+          <w:rFonts w:ascii="Consolas" w:cs="Consolas" w:eastAsia="Consolas" w:hAnsi="Consolas"/>
+        </w:rPr>
+        <w:t xml:space="preserve">https://localhost:44311/</w:t>
+      </w:r>
+      <w:r>
+        <w:t xml:space="preserve">，因此本機無法同時 </w:t>
+      </w:r>
+      <w:r>
+        <w:rPr>
+          <w:rFonts w:ascii="Consolas" w:cs="Consolas" w:eastAsia="Consolas" w:hAnsi="Consolas"/>
+        </w:rPr>
+        <w:t xml:space="preserve">dotnet run</w:t>
+      </w:r>
+      <w:r>
+        <w:t xml:space="preserve"> 兩支，需擇一或以 </w:t>
+      </w:r>
+      <w:r>
+        <w:rPr>
+          <w:rFonts w:ascii="Consolas" w:cs="Consolas" w:eastAsia="Consolas" w:hAnsi="Consolas"/>
+        </w:rPr>
+        <w:t xml:space="preserve">Kestrel__Endpoints__Http__Url</w:t>
+      </w:r>
+      <w:r>
+        <w:t xml:space="preserve"> 環境變數覆寫。</w:t>
+      </w:r>
+    </w:p>
+    <w:p>
+      <w:pPr>
+        <w:ind w:left="240"/>
+      </w:pPr>
+      <w:r>
+        <w:rPr>
+          <w:color w:val="888888"/>
+        </w:rPr>
+        <w:t xml:space="preserve">› </w:t>
       </w:r>
     </w:p>
     <w:p>
       <w:pPr>
         <w:ind w:left="360"/>
       </w:pPr>
-      <w:r>
-        <w:t xml:space="preserve">• </w:t>
+      <w:r/>
+      <w:r>
+        <w:t xml:space="preserve">正式環境路徑是 </w:t>
+      </w:r>
+      <w:r>
+        <w:rPr>
+          <w:rFonts w:ascii="Consolas" w:cs="Consolas" w:eastAsia="Consolas" w:hAnsi="Consolas"/>
+        </w:rPr>
+        <w:t xml:space="preserve">/ifare_bdapi</w:t>
+      </w:r>
+      <w:r>
+        <w:t xml:space="preserve">（非 </w:t>
+      </w:r>
+      <w:r>
+        <w:rPr>
+          <w:rFonts w:ascii="Consolas" w:cs="Consolas" w:eastAsia="Consolas" w:hAnsi="Consolas"/>
+        </w:rPr>
+        <w:t xml:space="preserve">ifare_backend_api</w:t>
+      </w:r>
+      <w:r>
+        <w:t xml:space="preserve">），見後台 </w:t>
+      </w:r>
+      <w:r>
+        <w:rPr>
+          <w:rFonts w:ascii="Consolas" w:cs="Consolas" w:eastAsia="Consolas" w:hAnsi="Consolas"/>
+        </w:rPr>
+        <w:t xml:space="preserve">src/plugins/AjaxRef.ts</w:t>
+      </w:r>
+      <w:r>
+        <w:t xml:space="preserve">。</w:t>
+      </w:r>
+    </w:p>
+    <w:p>
+      <w:pPr>
+        <w:ind w:left="240"/>
+      </w:pPr>
+      <w:r>
+        <w:rPr>
+          <w:color w:val="888888"/>
+        </w:rPr>
+        <w:t xml:space="preserve">› </w:t>
+      </w:r>
+    </w:p>
+    <w:p>
+      <w:pPr>
+        <w:ind w:left="360"/>
+      </w:pPr>
+      <w:r/>
+      <w:r>
+        <w:t xml:space="preserve">正式環境為 ANCM </w:t>
       </w:r>
       <w:r>
         <w:rPr>
           <w:b/>
           <w:bCs/>
         </w:rPr>
+        <w:t xml:space="preserve">in-process</w:t>
+      </w:r>
+      <w:r>
+        <w:t xml:space="preserve"> 託管，API 不會開獨立 TCP 埠；對外一律走 IIS 的 80/443，以路徑區分。44311 只在 </w:t>
+      </w:r>
+      <w:r>
+        <w:rPr>
+          <w:rFonts w:ascii="Consolas" w:cs="Consolas" w:eastAsia="Consolas" w:hAnsi="Consolas"/>
+        </w:rPr>
+        <w:t xml:space="preserve">dotnet run</w:t>
+      </w:r>
+      <w:r>
+        <w:t xml:space="preserve"> 與 IIS Express 生效。</w:t>
+      </w:r>
+    </w:p>
+    <w:p>
+      <w:pPr>
+        <w:jc w:val="center"/>
+      </w:pPr>
+      <w:r>
+        <w:rPr>
+          <w:color w:val="999999"/>
+        </w:rPr>
+        <w:t xml:space="preserve">────────────────────────────────────────</w:t>
+      </w:r>
+    </w:p>
+    <w:p>
+      <w:pPr>
+        <w:pStyle w:val="Heading2"/>
+      </w:pPr>
+      <w:r>
+        <w:t xml:space="preserve">二、前台 API（iFare_Frontend_API）</w:t>
+      </w:r>
+    </w:p>
+    <w:p>
+      <w:pPr>
+        <w:pStyle w:val="Heading3"/>
+      </w:pPr>
+      <w:r>
+        <w:t xml:space="preserve">2.1 基本資訊</w:t>
+      </w:r>
+    </w:p>
+    <w:p>
+      <w:pPr>
+        <w:ind w:left="360"/>
+      </w:pPr>
+      <w:r>
+        <w:t xml:space="preserve">• </w:t>
+      </w:r>
+      <w:r>
+        <w:rPr>
+          <w:b/>
+          <w:bCs/>
+        </w:rPr>
+        <w:t xml:space="preserve">Local Base URL</w:t>
+      </w:r>
+      <w:r>
+        <w:t xml:space="preserve">：</w:t>
+      </w:r>
+      <w:r>
+        <w:rPr>
+          <w:rFonts w:ascii="Consolas" w:cs="Consolas" w:eastAsia="Consolas" w:hAnsi="Consolas"/>
+        </w:rPr>
+        <w:t xml:space="preserve">https://localhost:44311/api/services/app</w:t>
+      </w:r>
+    </w:p>
+    <w:p>
+      <w:pPr>
+        <w:ind w:left="360"/>
+      </w:pPr>
+      <w:r>
+        <w:t xml:space="preserve">• </w:t>
+      </w:r>
+      <w:r>
+        <w:rPr>
+          <w:b/>
+          <w:bCs/>
+        </w:rPr>
+        <w:t xml:space="preserve">正式 Base URL</w:t>
+      </w:r>
+      <w:r>
+        <w:t xml:space="preserve">：</w:t>
+      </w:r>
+      <w:r>
+        <w:rPr>
+          <w:rFonts w:ascii="Consolas" w:cs="Consolas" w:eastAsia="Consolas" w:hAnsi="Consolas"/>
+        </w:rPr>
+        <w:t xml:space="preserve">https://www.i-fare.org.tw/ifare_api/api/services/app</w:t>
+      </w:r>
+    </w:p>
+    <w:p>
+      <w:pPr>
+        <w:ind w:left="360"/>
+      </w:pPr>
+      <w:r>
+        <w:t xml:space="preserve">• </w:t>
+      </w:r>
+      <w:r>
+        <w:rPr>
+          <w:b/>
+          <w:bCs/>
+        </w:rPr>
+        <w:t xml:space="preserve">設定檔</w:t>
+      </w:r>
+      <w:r>
+        <w:t xml:space="preserve">：</w:t>
+      </w:r>
+      <w:r>
+        <w:rPr>
+          <w:rFonts w:ascii="Consolas" w:cs="Consolas" w:eastAsia="Consolas" w:hAnsi="Consolas"/>
+        </w:rPr>
+        <w:t xml:space="preserve">iFare_Frontend_API/src/IFare_API.Web.Host/appsettings.json</w:t>
+      </w:r>
+    </w:p>
+    <w:p>
+      <w:pPr>
+        <w:ind w:left="360"/>
+      </w:pPr>
+      <w:r>
+        <w:t xml:space="preserve">• </w:t>
+      </w:r>
+      <w:r>
+        <w:rPr>
+          <w:b/>
+          <w:bCs/>
+        </w:rPr>
         <w:t xml:space="preserve">DB 連線</w:t>
       </w:r>
       <w:r>
@@ -773,7 +965,7 @@
         <w:rPr>
           <w:rFonts w:ascii="Consolas" w:cs="Consolas" w:eastAsia="Consolas" w:hAnsi="Consolas"/>
         </w:rPr>
-        <w:t xml:space="preserve">Authentication.JwtBearer.IsEnabled = "false"</w:t>
+        <w:t xml:space="preserve">Authentication.JwtBearer.IsEnabled = &amp;quot;false&amp;quot;</w:t>
       </w:r>
       <w:r>
         <w:t xml:space="preserve">。所有端點皆可公開存取（read-only），不需 Token。</w:t>
@@ -1314,9 +1506,9 @@
     <w:p>
       <w:r>
         <w:rPr>
-          <w:rFonts w:ascii="Consolas" w:cs="Consolas" w:eastAsia="Consolas" w:hAnsi="Consolas"/>
           <w:b/>
           <w:bCs/>
+          <w:rFonts w:ascii="Consolas" w:cs="Consolas" w:eastAsia="Consolas" w:hAnsi="Consolas"/>
         </w:rPr>
         <w:t xml:space="preserve">GetIFarePolicyList</w:t>
       </w:r>
@@ -1767,9 +1959,9 @@
       </w:pPr>
       <w:r>
         <w:rPr>
-          <w:rFonts w:ascii="Consolas" w:cs="Consolas" w:eastAsia="Consolas" w:hAnsi="Consolas"/>
           <w:sz w:val="20"/>
           <w:szCs w:val="20"/>
+          <w:rFonts w:ascii="Consolas" w:cs="Consolas" w:eastAsia="Consolas" w:hAnsi="Consolas"/>
         </w:rPr>
         <w:t xml:space="preserve">{</w:t>
       </w:r>
@@ -1780,9 +1972,9 @@
       </w:pPr>
       <w:r>
         <w:rPr>
-          <w:rFonts w:ascii="Consolas" w:cs="Consolas" w:eastAsia="Consolas" w:hAnsi="Consolas"/>
           <w:sz w:val="20"/>
           <w:szCs w:val="20"/>
+          <w:rFonts w:ascii="Consolas" w:cs="Consolas" w:eastAsia="Consolas" w:hAnsi="Consolas"/>
         </w:rPr>
         <w:t xml:space="preserve">  "result": {</w:t>
       </w:r>
@@ -1793,9 +1985,9 @@
       </w:pPr>
       <w:r>
         <w:rPr>
-          <w:rFonts w:ascii="Consolas" w:cs="Consolas" w:eastAsia="Consolas" w:hAnsi="Consolas"/>
           <w:sz w:val="20"/>
           <w:szCs w:val="20"/>
+          <w:rFonts w:ascii="Consolas" w:cs="Consolas" w:eastAsia="Consolas" w:hAnsi="Consolas"/>
         </w:rPr>
         <w:t xml:space="preserve">    "errCode": "0000",</w:t>
       </w:r>
@@ -1806,9 +1998,9 @@
       </w:pPr>
       <w:r>
         <w:rPr>
-          <w:rFonts w:ascii="Consolas" w:cs="Consolas" w:eastAsia="Consolas" w:hAnsi="Consolas"/>
           <w:sz w:val="20"/>
           <w:szCs w:val="20"/>
+          <w:rFonts w:ascii="Consolas" w:cs="Consolas" w:eastAsia="Consolas" w:hAnsi="Consolas"/>
         </w:rPr>
         <w:t xml:space="preserve">    "errMsg": "Success",</w:t>
       </w:r>
@@ -1819,9 +2011,9 @@
       </w:pPr>
       <w:r>
         <w:rPr>
-          <w:rFonts w:ascii="Consolas" w:cs="Consolas" w:eastAsia="Consolas" w:hAnsi="Consolas"/>
           <w:sz w:val="20"/>
           <w:szCs w:val="20"/>
+          <w:rFonts w:ascii="Consolas" w:cs="Consolas" w:eastAsia="Consolas" w:hAnsi="Consolas"/>
         </w:rPr>
         <w:t xml:space="preserve">    "result": [ ... 政策資料 ... ],</w:t>
       </w:r>
@@ -1832,9 +2024,9 @@
       </w:pPr>
       <w:r>
         <w:rPr>
-          <w:rFonts w:ascii="Consolas" w:cs="Consolas" w:eastAsia="Consolas" w:hAnsi="Consolas"/>
           <w:sz w:val="20"/>
           <w:szCs w:val="20"/>
+          <w:rFonts w:ascii="Consolas" w:cs="Consolas" w:eastAsia="Consolas" w:hAnsi="Consolas"/>
         </w:rPr>
         <w:t xml:space="preserve">    "totalCount": 127</w:t>
       </w:r>
@@ -1845,9 +2037,9 @@
       </w:pPr>
       <w:r>
         <w:rPr>
-          <w:rFonts w:ascii="Consolas" w:cs="Consolas" w:eastAsia="Consolas" w:hAnsi="Consolas"/>
           <w:sz w:val="20"/>
           <w:szCs w:val="20"/>
+          <w:rFonts w:ascii="Consolas" w:cs="Consolas" w:eastAsia="Consolas" w:hAnsi="Consolas"/>
         </w:rPr>
         <w:t xml:space="preserve">  }</w:t>
       </w:r>
@@ -1858,9 +2050,9 @@
       </w:pPr>
       <w:r>
         <w:rPr>
-          <w:rFonts w:ascii="Consolas" w:cs="Consolas" w:eastAsia="Consolas" w:hAnsi="Consolas"/>
           <w:sz w:val="20"/>
           <w:szCs w:val="20"/>
+          <w:rFonts w:ascii="Consolas" w:cs="Consolas" w:eastAsia="Consolas" w:hAnsi="Consolas"/>
         </w:rPr>
         <w:t xml:space="preserve">}</w:t>
       </w:r>
@@ -2615,7 +2807,7 @@
         <w:rPr>
           <w:rFonts w:ascii="Consolas" w:cs="Consolas" w:eastAsia="Consolas" w:hAnsi="Consolas"/>
         </w:rPr>
-        <w:t xml:space="preserve">/api/services/app/{Service}/{Method}?param1=value1&amp;param2=value2</w:t>
+        <w:t xml:space="preserve">/api/services/app/{Service}/{Method}?param1=value1&amp;amp;param2=value2</w:t>
       </w:r>
     </w:p>
     <w:p>
@@ -2649,9 +2841,9 @@
       </w:pPr>
       <w:r>
         <w:rPr>
-          <w:rFonts w:ascii="Consolas" w:cs="Consolas" w:eastAsia="Consolas" w:hAnsi="Consolas"/>
           <w:sz w:val="20"/>
           <w:szCs w:val="20"/>
+          <w:rFonts w:ascii="Consolas" w:cs="Consolas" w:eastAsia="Consolas" w:hAnsi="Consolas"/>
         </w:rPr>
         <w:t xml:space="preserve">{</w:t>
       </w:r>
@@ -2662,9 +2854,9 @@
       </w:pPr>
       <w:r>
         <w:rPr>
-          <w:rFonts w:ascii="Consolas" w:cs="Consolas" w:eastAsia="Consolas" w:hAnsi="Consolas"/>
           <w:sz w:val="20"/>
           <w:szCs w:val="20"/>
+          <w:rFonts w:ascii="Consolas" w:cs="Consolas" w:eastAsia="Consolas" w:hAnsi="Consolas"/>
         </w:rPr>
         <w:t xml:space="preserve">  "result": { /* 業務資料 */ },</w:t>
       </w:r>
@@ -2675,9 +2867,9 @@
       </w:pPr>
       <w:r>
         <w:rPr>
-          <w:rFonts w:ascii="Consolas" w:cs="Consolas" w:eastAsia="Consolas" w:hAnsi="Consolas"/>
           <w:sz w:val="20"/>
           <w:szCs w:val="20"/>
+          <w:rFonts w:ascii="Consolas" w:cs="Consolas" w:eastAsia="Consolas" w:hAnsi="Consolas"/>
         </w:rPr>
         <w:t xml:space="preserve">  "targetUrl": null,</w:t>
       </w:r>
@@ -2688,9 +2880,9 @@
       </w:pPr>
       <w:r>
         <w:rPr>
-          <w:rFonts w:ascii="Consolas" w:cs="Consolas" w:eastAsia="Consolas" w:hAnsi="Consolas"/>
           <w:sz w:val="20"/>
           <w:szCs w:val="20"/>
+          <w:rFonts w:ascii="Consolas" w:cs="Consolas" w:eastAsia="Consolas" w:hAnsi="Consolas"/>
         </w:rPr>
         <w:t xml:space="preserve">  "success": true,</w:t>
       </w:r>
@@ -2701,9 +2893,9 @@
       </w:pPr>
       <w:r>
         <w:rPr>
-          <w:rFonts w:ascii="Consolas" w:cs="Consolas" w:eastAsia="Consolas" w:hAnsi="Consolas"/>
           <w:sz w:val="20"/>
           <w:szCs w:val="20"/>
+          <w:rFonts w:ascii="Consolas" w:cs="Consolas" w:eastAsia="Consolas" w:hAnsi="Consolas"/>
         </w:rPr>
         <w:t xml:space="preserve">  "error": null,</w:t>
       </w:r>
@@ -2714,9 +2906,9 @@
       </w:pPr>
       <w:r>
         <w:rPr>
-          <w:rFonts w:ascii="Consolas" w:cs="Consolas" w:eastAsia="Consolas" w:hAnsi="Consolas"/>
           <w:sz w:val="20"/>
           <w:szCs w:val="20"/>
+          <w:rFonts w:ascii="Consolas" w:cs="Consolas" w:eastAsia="Consolas" w:hAnsi="Consolas"/>
         </w:rPr>
         <w:t xml:space="preserve">  "unAuthorizedRequest": false,</w:t>
       </w:r>
@@ -2727,9 +2919,9 @@
       </w:pPr>
       <w:r>
         <w:rPr>
-          <w:rFonts w:ascii="Consolas" w:cs="Consolas" w:eastAsia="Consolas" w:hAnsi="Consolas"/>
           <w:sz w:val="20"/>
           <w:szCs w:val="20"/>
+          <w:rFonts w:ascii="Consolas" w:cs="Consolas" w:eastAsia="Consolas" w:hAnsi="Consolas"/>
         </w:rPr>
         <w:t xml:space="preserve">  "__abp": true</w:t>
       </w:r>
@@ -2740,9 +2932,9 @@
       </w:pPr>
       <w:r>
         <w:rPr>
-          <w:rFonts w:ascii="Consolas" w:cs="Consolas" w:eastAsia="Consolas" w:hAnsi="Consolas"/>
           <w:sz w:val="20"/>
           <w:szCs w:val="20"/>
+          <w:rFonts w:ascii="Consolas" w:cs="Consolas" w:eastAsia="Consolas" w:hAnsi="Consolas"/>
         </w:rPr>
         <w:t xml:space="preserve">}</w:t>
       </w:r>
@@ -2758,9 +2950,9 @@
       </w:pPr>
       <w:r>
         <w:rPr>
-          <w:rFonts w:ascii="Consolas" w:cs="Consolas" w:eastAsia="Consolas" w:hAnsi="Consolas"/>
           <w:sz w:val="20"/>
           <w:szCs w:val="20"/>
+          <w:rFonts w:ascii="Consolas" w:cs="Consolas" w:eastAsia="Consolas" w:hAnsi="Consolas"/>
         </w:rPr>
         <w:t xml:space="preserve">{</w:t>
       </w:r>
@@ -2771,9 +2963,9 @@
       </w:pPr>
       <w:r>
         <w:rPr>
-          <w:rFonts w:ascii="Consolas" w:cs="Consolas" w:eastAsia="Consolas" w:hAnsi="Consolas"/>
           <w:sz w:val="20"/>
           <w:szCs w:val="20"/>
+          <w:rFonts w:ascii="Consolas" w:cs="Consolas" w:eastAsia="Consolas" w:hAnsi="Consolas"/>
         </w:rPr>
         <w:t xml:space="preserve">  "errCode": "0000",</w:t>
       </w:r>
@@ -2784,9 +2976,9 @@
       </w:pPr>
       <w:r>
         <w:rPr>
-          <w:rFonts w:ascii="Consolas" w:cs="Consolas" w:eastAsia="Consolas" w:hAnsi="Consolas"/>
           <w:sz w:val="20"/>
           <w:szCs w:val="20"/>
+          <w:rFonts w:ascii="Consolas" w:cs="Consolas" w:eastAsia="Consolas" w:hAnsi="Consolas"/>
         </w:rPr>
         <w:t xml:space="preserve">  "errMsg": "Success",</w:t>
       </w:r>
@@ -2797,9 +2989,9 @@
       </w:pPr>
       <w:r>
         <w:rPr>
-          <w:rFonts w:ascii="Consolas" w:cs="Consolas" w:eastAsia="Consolas" w:hAnsi="Consolas"/>
           <w:sz w:val="20"/>
           <w:szCs w:val="20"/>
+          <w:rFonts w:ascii="Consolas" w:cs="Consolas" w:eastAsia="Consolas" w:hAnsi="Consolas"/>
         </w:rPr>
         <w:t xml:space="preserve">  "result": [ ... ],</w:t>
       </w:r>
@@ -2810,9 +3002,9 @@
       </w:pPr>
       <w:r>
         <w:rPr>
-          <w:rFonts w:ascii="Consolas" w:cs="Consolas" w:eastAsia="Consolas" w:hAnsi="Consolas"/>
           <w:sz w:val="20"/>
           <w:szCs w:val="20"/>
+          <w:rFonts w:ascii="Consolas" w:cs="Consolas" w:eastAsia="Consolas" w:hAnsi="Consolas"/>
         </w:rPr>
         <w:t xml:space="preserve">  "totalCount": 0</w:t>
       </w:r>
@@ -2823,9 +3015,9 @@
       </w:pPr>
       <w:r>
         <w:rPr>
-          <w:rFonts w:ascii="Consolas" w:cs="Consolas" w:eastAsia="Consolas" w:hAnsi="Consolas"/>
           <w:sz w:val="20"/>
           <w:szCs w:val="20"/>
+          <w:rFonts w:ascii="Consolas" w:cs="Consolas" w:eastAsia="Consolas" w:hAnsi="Consolas"/>
         </w:rPr>
         <w:t xml:space="preserve">}</w:t>
       </w:r>
@@ -2907,7 +3099,10 @@
         <w:rPr>
           <w:rFonts w:ascii="Consolas" w:cs="Consolas" w:eastAsia="Consolas" w:hAnsi="Consolas"/>
         </w:rPr>
-        <w:t xml:space="preserve">https://localhost:44321/api/services/app</w:t>
+        <w:t xml:space="preserve">https://localhost:44311/api/services/app</w:t>
+      </w:r>
+      <w:r>
+        <w:t xml:space="preserve">（與前台 API 同埠，不可並行啟動）</w:t>
       </w:r>
     </w:p>
     <w:p>
@@ -2931,7 +3126,7 @@
         <w:rPr>
           <w:rFonts w:ascii="Consolas" w:cs="Consolas" w:eastAsia="Consolas" w:hAnsi="Consolas"/>
         </w:rPr>
-        <w:t xml:space="preserve">https://www.i-fare.org.tw/ifare_backend_api/api/services/app</w:t>
+        <w:t xml:space="preserve">https://www.i-fare.org.tw/ifare_bdapi/api/services/app</w:t>
       </w:r>
     </w:p>
     <w:p>
@@ -2955,7 +3150,7 @@
         <w:rPr>
           <w:rFonts w:ascii="Consolas" w:cs="Consolas" w:eastAsia="Consolas" w:hAnsi="Consolas"/>
         </w:rPr>
-        <w:t xml:space="preserve">iFare_Backend_API/src/IFare_API.Web.Host/appsettings.json</w:t>
+        <w:t xml:space="preserve">iFare_Backend_API/src/IFare_BDAPI.Web.Host/appsettings.json</w:t>
       </w:r>
     </w:p>
     <w:p>
@@ -3026,7 +3221,7 @@
         <w:rPr>
           <w:rFonts w:ascii="Consolas" w:cs="Consolas" w:eastAsia="Consolas" w:hAnsi="Consolas"/>
         </w:rPr>
-        <w:t xml:space="preserve">Authorization: Bearer &lt;token&gt;</w:t>
+        <w:t xml:space="preserve">Authorization: Bearer &amp;lt;token&amp;gt;</w:t>
       </w:r>
       <w:r>
         <w:t xml:space="preserve">。</w:t>
@@ -3162,9 +3357,9 @@
       </w:pPr>
       <w:r>
         <w:rPr>
-          <w:rFonts w:ascii="Consolas" w:cs="Consolas" w:eastAsia="Consolas" w:hAnsi="Consolas"/>
           <w:sz w:val="20"/>
           <w:szCs w:val="20"/>
+          <w:rFonts w:ascii="Consolas" w:cs="Consolas" w:eastAsia="Consolas" w:hAnsi="Consolas"/>
         </w:rPr>
         <w:t xml:space="preserve">{</w:t>
       </w:r>
@@ -3175,9 +3370,9 @@
       </w:pPr>
       <w:r>
         <w:rPr>
-          <w:rFonts w:ascii="Consolas" w:cs="Consolas" w:eastAsia="Consolas" w:hAnsi="Consolas"/>
           <w:sz w:val="20"/>
           <w:szCs w:val="20"/>
+          <w:rFonts w:ascii="Consolas" w:cs="Consolas" w:eastAsia="Consolas" w:hAnsi="Consolas"/>
         </w:rPr>
         <w:t xml:space="preserve">  "userNameOrEmailAddress": "admin",</w:t>
       </w:r>
@@ -3188,9 +3383,9 @@
       </w:pPr>
       <w:r>
         <w:rPr>
-          <w:rFonts w:ascii="Consolas" w:cs="Consolas" w:eastAsia="Consolas" w:hAnsi="Consolas"/>
           <w:sz w:val="20"/>
           <w:szCs w:val="20"/>
+          <w:rFonts w:ascii="Consolas" w:cs="Consolas" w:eastAsia="Consolas" w:hAnsi="Consolas"/>
         </w:rPr>
         <w:t xml:space="preserve">  "password": "...",</w:t>
       </w:r>
@@ -3201,9 +3396,9 @@
       </w:pPr>
       <w:r>
         <w:rPr>
-          <w:rFonts w:ascii="Consolas" w:cs="Consolas" w:eastAsia="Consolas" w:hAnsi="Consolas"/>
           <w:sz w:val="20"/>
           <w:szCs w:val="20"/>
+          <w:rFonts w:ascii="Consolas" w:cs="Consolas" w:eastAsia="Consolas" w:hAnsi="Consolas"/>
         </w:rPr>
         <w:t xml:space="preserve">  "rememberClient": true</w:t>
       </w:r>
@@ -3214,9 +3409,9 @@
       </w:pPr>
       <w:r>
         <w:rPr>
-          <w:rFonts w:ascii="Consolas" w:cs="Consolas" w:eastAsia="Consolas" w:hAnsi="Consolas"/>
           <w:sz w:val="20"/>
           <w:szCs w:val="20"/>
+          <w:rFonts w:ascii="Consolas" w:cs="Consolas" w:eastAsia="Consolas" w:hAnsi="Consolas"/>
         </w:rPr>
         <w:t xml:space="preserve">}</w:t>
       </w:r>
@@ -3232,9 +3427,9 @@
       </w:pPr>
       <w:r>
         <w:rPr>
-          <w:rFonts w:ascii="Consolas" w:cs="Consolas" w:eastAsia="Consolas" w:hAnsi="Consolas"/>
           <w:sz w:val="20"/>
           <w:szCs w:val="20"/>
+          <w:rFonts w:ascii="Consolas" w:cs="Consolas" w:eastAsia="Consolas" w:hAnsi="Consolas"/>
         </w:rPr>
         <w:t xml:space="preserve">{</w:t>
       </w:r>
@@ -3245,9 +3440,9 @@
       </w:pPr>
       <w:r>
         <w:rPr>
-          <w:rFonts w:ascii="Consolas" w:cs="Consolas" w:eastAsia="Consolas" w:hAnsi="Consolas"/>
           <w:sz w:val="20"/>
           <w:szCs w:val="20"/>
+          <w:rFonts w:ascii="Consolas" w:cs="Consolas" w:eastAsia="Consolas" w:hAnsi="Consolas"/>
         </w:rPr>
         <w:t xml:space="preserve">  "accessToken": "...",</w:t>
       </w:r>
@@ -3258,9 +3453,9 @@
       </w:pPr>
       <w:r>
         <w:rPr>
-          <w:rFonts w:ascii="Consolas" w:cs="Consolas" w:eastAsia="Consolas" w:hAnsi="Consolas"/>
           <w:sz w:val="20"/>
           <w:szCs w:val="20"/>
+          <w:rFonts w:ascii="Consolas" w:cs="Consolas" w:eastAsia="Consolas" w:hAnsi="Consolas"/>
         </w:rPr>
         <w:t xml:space="preserve">  "encryptedAccessToken": "...",</w:t>
       </w:r>
@@ -3271,9 +3466,9 @@
       </w:pPr>
       <w:r>
         <w:rPr>
-          <w:rFonts w:ascii="Consolas" w:cs="Consolas" w:eastAsia="Consolas" w:hAnsi="Consolas"/>
           <w:sz w:val="20"/>
           <w:szCs w:val="20"/>
+          <w:rFonts w:ascii="Consolas" w:cs="Consolas" w:eastAsia="Consolas" w:hAnsi="Consolas"/>
         </w:rPr>
         <w:t xml:space="preserve">  "expireInSeconds": 86400,</w:t>
       </w:r>
@@ -3284,9 +3479,9 @@
       </w:pPr>
       <w:r>
         <w:rPr>
-          <w:rFonts w:ascii="Consolas" w:cs="Consolas" w:eastAsia="Consolas" w:hAnsi="Consolas"/>
           <w:sz w:val="20"/>
           <w:szCs w:val="20"/>
+          <w:rFonts w:ascii="Consolas" w:cs="Consolas" w:eastAsia="Consolas" w:hAnsi="Consolas"/>
         </w:rPr>
         <w:t xml:space="preserve">  "userId": 2</w:t>
       </w:r>
@@ -3297,9 +3492,9 @@
       </w:pPr>
       <w:r>
         <w:rPr>
-          <w:rFonts w:ascii="Consolas" w:cs="Consolas" w:eastAsia="Consolas" w:hAnsi="Consolas"/>
           <w:sz w:val="20"/>
           <w:szCs w:val="20"/>
+          <w:rFonts w:ascii="Consolas" w:cs="Consolas" w:eastAsia="Consolas" w:hAnsi="Consolas"/>
         </w:rPr>
         <w:t xml:space="preserve">}</w:t>
       </w:r>
@@ -3749,7 +3944,7 @@
         <w:rPr>
           <w:rFonts w:ascii="Consolas" w:cs="Consolas" w:eastAsia="Consolas" w:hAnsi="Consolas"/>
         </w:rPr>
-        <w:t xml:space="preserve">Authorization: Bearer &lt;token&gt;</w:t>
+        <w:t xml:space="preserve">Authorization: Bearer &amp;lt;token&amp;gt;</w:t>
       </w:r>
       <w:r>
         <w:t xml:space="preserve"> + </w:t>
@@ -3802,9 +3997,9 @@
       </w:pPr>
       <w:r>
         <w:rPr>
-          <w:rFonts w:ascii="Consolas" w:cs="Consolas" w:eastAsia="Consolas" w:hAnsi="Consolas"/>
           <w:sz w:val="20"/>
           <w:szCs w:val="20"/>
+          <w:rFonts w:ascii="Consolas" w:cs="Consolas" w:eastAsia="Consolas" w:hAnsi="Consolas"/>
         </w:rPr>
         <w:t xml:space="preserve">{</w:t>
       </w:r>
@@ -3815,9 +4010,9 @@
       </w:pPr>
       <w:r>
         <w:rPr>
-          <w:rFonts w:ascii="Consolas" w:cs="Consolas" w:eastAsia="Consolas" w:hAnsi="Consolas"/>
           <w:sz w:val="20"/>
           <w:szCs w:val="20"/>
+          <w:rFonts w:ascii="Consolas" w:cs="Consolas" w:eastAsia="Consolas" w:hAnsi="Consolas"/>
         </w:rPr>
         <w:t xml:space="preserve">  "result": {</w:t>
       </w:r>
@@ -3828,9 +4023,9 @@
       </w:pPr>
       <w:r>
         <w:rPr>
-          <w:rFonts w:ascii="Consolas" w:cs="Consolas" w:eastAsia="Consolas" w:hAnsi="Consolas"/>
           <w:sz w:val="20"/>
           <w:szCs w:val="20"/>
+          <w:rFonts w:ascii="Consolas" w:cs="Consolas" w:eastAsia="Consolas" w:hAnsi="Consolas"/>
         </w:rPr>
         <w:t xml:space="preserve">    "errCode": "0000",</w:t>
       </w:r>
@@ -3841,9 +4036,9 @@
       </w:pPr>
       <w:r>
         <w:rPr>
-          <w:rFonts w:ascii="Consolas" w:cs="Consolas" w:eastAsia="Consolas" w:hAnsi="Consolas"/>
           <w:sz w:val="20"/>
           <w:szCs w:val="20"/>
+          <w:rFonts w:ascii="Consolas" w:cs="Consolas" w:eastAsia="Consolas" w:hAnsi="Consolas"/>
         </w:rPr>
         <w:t xml:space="preserve">    "errMsg": "Success",</w:t>
       </w:r>
@@ -3854,9 +4049,9 @@
       </w:pPr>
       <w:r>
         <w:rPr>
-          <w:rFonts w:ascii="Consolas" w:cs="Consolas" w:eastAsia="Consolas" w:hAnsi="Consolas"/>
           <w:sz w:val="20"/>
           <w:szCs w:val="20"/>
+          <w:rFonts w:ascii="Consolas" w:cs="Consolas" w:eastAsia="Consolas" w:hAnsi="Consolas"/>
         </w:rPr>
         <w:t xml:space="preserve">    "result": { ... },</w:t>
       </w:r>
@@ -3867,9 +4062,9 @@
       </w:pPr>
       <w:r>
         <w:rPr>
-          <w:rFonts w:ascii="Consolas" w:cs="Consolas" w:eastAsia="Consolas" w:hAnsi="Consolas"/>
           <w:sz w:val="20"/>
           <w:szCs w:val="20"/>
+          <w:rFonts w:ascii="Consolas" w:cs="Consolas" w:eastAsia="Consolas" w:hAnsi="Consolas"/>
         </w:rPr>
         <w:t xml:space="preserve">    "permissions": ["Pages.News.Edit", "Pages.News.Delete"]</w:t>
       </w:r>
@@ -3880,9 +4075,9 @@
       </w:pPr>
       <w:r>
         <w:rPr>
-          <w:rFonts w:ascii="Consolas" w:cs="Consolas" w:eastAsia="Consolas" w:hAnsi="Consolas"/>
           <w:sz w:val="20"/>
           <w:szCs w:val="20"/>
+          <w:rFonts w:ascii="Consolas" w:cs="Consolas" w:eastAsia="Consolas" w:hAnsi="Consolas"/>
         </w:rPr>
         <w:t xml:space="preserve">  }</w:t>
       </w:r>
@@ -3893,9 +4088,9 @@
       </w:pPr>
       <w:r>
         <w:rPr>
-          <w:rFonts w:ascii="Consolas" w:cs="Consolas" w:eastAsia="Consolas" w:hAnsi="Consolas"/>
           <w:sz w:val="20"/>
           <w:szCs w:val="20"/>
+          <w:rFonts w:ascii="Consolas" w:cs="Consolas" w:eastAsia="Consolas" w:hAnsi="Consolas"/>
         </w:rPr>
         <w:t xml:space="preserve">}</w:t>
       </w:r>
@@ -5015,43 +5210,6 @@
 <w:comments xmlns:cx="http://schemas.microsoft.com/office/drawing/2014/chartex" xmlns:cx1="http://schemas.microsoft.com/office/drawing/2015/9/8/chartex" xmlns:cx2="http://schemas.microsoft.com/office/drawing/2015/10/21/chartex" xmlns:cx3="http://schemas.microsoft.com/office/drawing/2016/5/9/chartex" xmlns:cx4="http://schemas.microsoft.com/office/drawing/2016/5/10/chartex" xmlns:cx5="http://schemas.microsoft.com/office/drawing/2016/5/11/chartex" xmlns:cx6="http://schemas.microsoft.com/office/drawing/2016/5/12/chartex" xmlns:cx7="http://schemas.microsoft.com/office/drawing/2016/5/13/chartex" xmlns:cx8="http://schemas.microsoft.com/office/drawing/2016/5/14/chartex" xmlns:mc="http://schemas.openxmlformats.org/markup-compatibility/2006" xmlns:aink="http://schemas.microsoft.com/office/drawing/2016/ink" xmlns:am3d="http://schemas.microsoft.com/office/drawing/2017/model3d" xmlns:o="urn:schemas-microsoft-com:office:office" xmlns:r="http://schemas.openxmlformats.org/officeDocument/2006/relationships" xmlns:m="http://schemas.openxmlformats.org/officeDocument/2006/math" xmlns:v="urn:schemas-microsoft-com:vml" xmlns:wp14="http://schemas.microsoft.com/office/word/2010/wordprocessingDrawing" xmlns:wp="http://schemas.openxmlformats.org/drawingml/2006/wordprocessingDrawing" xmlns:w10="urn:schemas-microsoft-com:office:word" xmlns:w="http://schemas.openxmlformats.org/wordprocessingml/2006/main" xmlns:w14="http://schemas.microsoft.com/office/word/2010/wordml" xmlns:w15="http://schemas.microsoft.com/office/word/2012/wordml" xmlns:w16cex="http://schemas.microsoft.com/office/word/2018/wordml/cex" xmlns:w16cid="http://schemas.microsoft.com/office/word/2016/wordml/cid" xmlns:w16="http://schemas.microsoft.com/office/word/2018/wordml" xmlns:w16sdtdh="http://schemas.microsoft.com/office/word/2020/wordml/sdtdatahash" xmlns:w16se="http://schemas.microsoft.com/office/word/2015/wordml/symex" xmlns:wpg="http://schemas.microsoft.com/office/word/2010/wordprocessingGroup" xmlns:wpi="http://schemas.microsoft.com/office/word/2010/wordprocessingInk" xmlns:wne="http://schemas.microsoft.com/office/word/2006/wordml" xmlns:wps="http://schemas.microsoft.com/office/word/2010/wordprocessingShape"/>
 </file>
 
-<file path=word/endnotes.xml><?xml version="1.0" encoding="utf-8"?>
-<w:endnotes xmlns:wpc="http://schemas.microsoft.com/office/word/2010/wordprocessingCanvas" xmlns:mc="http://schemas.openxmlformats.org/markup-compatibility/2006" xmlns:o="urn:schemas-microsoft-com:office:office" xmlns:r="http://schemas.openxmlformats.org/officeDocument/2006/relationships" xmlns:m="http://schemas.openxmlformats.org/officeDocument/2006/math" xmlns:v="urn:schemas-microsoft-com:vml" xmlns:wp14="http://schemas.microsoft.com/office/word/2010/wordprocessingDrawing" xmlns:wp="http://schemas.openxmlformats.org/drawingml/2006/wordprocessingDrawing" xmlns:w10="urn:schemas-microsoft-com:office:word" xmlns:w="http://schemas.openxmlformats.org/wordprocessingml/2006/main" xmlns:w14="http://schemas.microsoft.com/office/word/2010/wordml" xmlns:w15="http://schemas.microsoft.com/office/word/2012/wordml" xmlns:wpg="http://schemas.microsoft.com/office/word/2010/wordprocessingGroup" xmlns:wpi="http://schemas.microsoft.com/office/word/2010/wordprocessingInk" xmlns:wne="http://schemas.microsoft.com/office/word/2006/wordml" xmlns:wps="http://schemas.microsoft.com/office/word/2010/wordprocessingShape" mc:Ignorable="w14 w15 wp14">
-  <w:endnote w:type="separator" w:id="-1">
-    <w:p>
-      <w:pPr>
-        <w:spacing w:after="0" w:line="240" w:lineRule="auto"/>
-      </w:pPr>
-      <w:r>
-        <w:rPr>
-          <w:rStyle w:val="EndnoteReference"/>
-        </w:rPr>
-        <w:endnoteRef/>
-      </w:r>
-      <w:r>
-        <w:separator/>
-      </w:r>
-    </w:p>
-  </w:endnote>
-  <w:endnote w:type="continuationSeparator" w:id="0">
-    <w:p>
-      <w:pPr>
-        <w:spacing w:after="0" w:line="240" w:lineRule="auto"/>
-      </w:pPr>
-      <w:r>
-        <w:rPr>
-          <w:rStyle w:val="EndnoteReference"/>
-        </w:rPr>
-        <w:endnoteRef/>
-      </w:r>
-      <w:r>
-        <w:continuationSeparator/>
-      </w:r>
-    </w:p>
-  </w:endnote>
-</w:endnotes>
-</file>
-
 <file path=word/footnotes.xml><?xml version="1.0" encoding="utf-8"?>
 <w:footnotes xmlns:wpc="http://schemas.microsoft.com/office/word/2010/wordprocessingCanvas" xmlns:mc="http://schemas.openxmlformats.org/markup-compatibility/2006" xmlns:o="urn:schemas-microsoft-com:office:office" xmlns:r="http://schemas.openxmlformats.org/officeDocument/2006/relationships" xmlns:m="http://schemas.openxmlformats.org/officeDocument/2006/math" xmlns:v="urn:schemas-microsoft-com:vml" xmlns:wp14="http://schemas.microsoft.com/office/word/2010/wordprocessingDrawing" xmlns:wp="http://schemas.openxmlformats.org/drawingml/2006/wordprocessingDrawing" xmlns:w10="urn:schemas-microsoft-com:office:word" xmlns:w="http://schemas.openxmlformats.org/wordprocessingml/2006/main" xmlns:w14="http://schemas.microsoft.com/office/word/2010/wordml" xmlns:w15="http://schemas.microsoft.com/office/word/2012/wordml" xmlns:wpg="http://schemas.microsoft.com/office/word/2010/wordprocessingGroup" xmlns:wpi="http://schemas.microsoft.com/office/word/2010/wordprocessingInk" xmlns:wne="http://schemas.microsoft.com/office/word/2006/wordml" xmlns:wps="http://schemas.microsoft.com/office/word/2010/wordprocessingShape" mc:Ignorable="w14 w15 wp14">
   <w:footnote w:type="separator" w:id="-1">
@@ -5189,9 +5347,9 @@
   <w:docDefaults>
     <w:rPrDefault>
       <w:rPr>
-        <w:rFonts w:ascii="Microsoft JhengHei" w:cs="Microsoft JhengHei" w:eastAsia="Microsoft JhengHei" w:hAnsi="Microsoft JhengHei"/>
         <w:sz w:val="22"/>
         <w:szCs w:val="22"/>
+        <w:rFonts w:ascii="Microsoft JhengHei" w:cs="Microsoft JhengHei" w:eastAsia="Microsoft JhengHei" w:hAnsi="Microsoft JhengHei"/>
       </w:rPr>
     </w:rPrDefault>
     <w:pPrDefault/>
@@ -5289,8 +5447,8 @@
     <w:uiPriority w:val="99"/>
     <w:unhideWhenUsed/>
     <w:rPr>
+      <w:u w:val="single"/>
       <w:color w:val="0563C1"/>
-      <w:u w:val="single"/>
     </w:rPr>
   </w:style>
   <w:style w:type="character" w:styleId="FootnoteReference">
@@ -5330,42 +5488,5 @@
       <w:szCs w:val="20"/>
     </w:rPr>
   </w:style>
-  <w:style w:type="character" w:styleId="EndnoteReference">
-    <w:name w:val="endnote reference"/>
-    <w:basedOn w:val="DefaultParagraphFont"/>
-    <w:uiPriority w:val="99"/>
-    <w:semiHidden/>
-    <w:unhideWhenUsed/>
-    <w:rPr>
-      <w:vertAlign w:val="superscript"/>
-    </w:rPr>
-  </w:style>
-  <w:style w:type="paragraph" w:styleId="EndnoteText">
-    <w:name w:val="endnote text"/>
-    <w:basedOn w:val="Normal"/>
-    <w:link w:val="EndnoteTextChar"/>
-    <w:uiPriority w:val="99"/>
-    <w:semiHidden/>
-    <w:unhideWhenUsed/>
-    <w:pPr>
-      <w:spacing w:after="0" w:line="240" w:lineRule="auto"/>
-    </w:pPr>
-    <w:rPr>
-      <w:sz w:val="20"/>
-      <w:szCs w:val="20"/>
-    </w:rPr>
-  </w:style>
-  <w:style w:type="character" w:styleId="EndnoteTextChar">
-    <w:name w:val="Endnote Text Char"/>
-    <w:basedOn w:val="DefaultParagraphFont"/>
-    <w:link w:val="EndnoteText"/>
-    <w:uiPriority w:val="99"/>
-    <w:semiHidden/>
-    <w:unhideWhenUsed/>
-    <w:rPr>
-      <w:sz w:val="20"/>
-      <w:szCs w:val="20"/>
-    </w:rPr>
-  </w:style>
 </w:styles>
 </file>